--- a/AI Declaration using the AI Fluency Framework.docx
+++ b/AI Declaration using the AI Fluency Framework.docx
@@ -419,6 +419,40 @@
           </w:tcPr>
           <w:p>
             <w:pPr>
+              <w:spacing w:before="60" w:after="60" w:line="252" w:lineRule="auto"/>
+            </w:pPr>
+            <w:r>
+              <w:rPr>
+                <w:rFonts w:ascii="Aptos" w:eastAsia="Aptos" w:hAnsi="Aptos" w:cs="Aptos"/>
+                <w:sz w:val="16"/>
+                <w:szCs w:val="16"/>
+                <w:lang w:val="en-GB"/>
+              </w:rPr>
+              <w:t xml:space="preserve">I used Claude (Anthropic) only to format my CA1 notebook: reorganising it to match the layout of the course Practice </w:t>
+            </w:r>
+            <w:proofErr w:type="spellStart"/>
+            <w:r>
+              <w:rPr>
+                <w:rFonts w:ascii="Aptos" w:eastAsia="Aptos" w:hAnsi="Aptos" w:cs="Aptos"/>
+                <w:sz w:val="16"/>
+                <w:szCs w:val="16"/>
+                <w:lang w:val="en-GB"/>
+              </w:rPr>
+              <w:t>PySpark</w:t>
+            </w:r>
+            <w:proofErr w:type="spellEnd"/>
+            <w:r>
+              <w:rPr>
+                <w:rFonts w:ascii="Aptos" w:eastAsia="Aptos" w:hAnsi="Aptos" w:cs="Aptos"/>
+                <w:sz w:val="16"/>
+                <w:szCs w:val="16"/>
+                <w:lang w:val="en-GB"/>
+              </w:rPr>
+              <w:t xml:space="preserve"> exercises (section headings, one step per cell, short comments, reference section). AI added value by saving time on restructuring and presentation. It did not change the code logic, and it did not re-run the experiments, so the outputs and numbers in my paper are those from my own run.</w:t>
+            </w:r>
+          </w:p>
+          <w:p>
+            <w:pPr>
               <w:spacing w:before="100" w:after="0" w:line="252" w:lineRule="auto"/>
               <w:jc w:val="center"/>
               <w:rPr>
@@ -427,17 +461,6 @@
                 <w:lang w:val="en-GB"/>
               </w:rPr>
             </w:pPr>
-            <w:r>
-              <w:rPr>
-                <w:rFonts w:ascii="Aptos" w:eastAsia="Aptos" w:hAnsi="Aptos" w:cs="Aptos"/>
-                <w:i/>
-                <w:iCs/>
-                <w:sz w:val="14"/>
-                <w:szCs w:val="14"/>
-                <w:lang w:val="en-GB"/>
-              </w:rPr>
-              <w:t>[Student response]</w:t>
-            </w:r>
           </w:p>
         </w:tc>
       </w:tr>
@@ -533,16 +556,17 @@
             <w:pPr>
               <w:spacing w:after="0" w:line="252" w:lineRule="auto"/>
               <w:rPr>
-                <w:sz w:val="14"/>
-                <w:szCs w:val="14"/>
-                <w:lang w:val="en-GB"/>
-              </w:rPr>
-            </w:pPr>
-            <w:r>
-              <w:rPr>
-                <w:rFonts w:ascii="Aptos" w:eastAsia="Aptos" w:hAnsi="Aptos" w:cs="Aptos"/>
-                <w:sz w:val="14"/>
-                <w:szCs w:val="14"/>
+                <w:rFonts w:ascii="Aptos" w:eastAsia="Aptos" w:hAnsi="Aptos" w:cs="Aptos"/>
+                <w:sz w:val="16"/>
+                <w:szCs w:val="16"/>
+                <w:lang w:val="en-GB"/>
+              </w:rPr>
+            </w:pPr>
+            <w:r>
+              <w:rPr>
+                <w:rFonts w:ascii="Aptos" w:eastAsia="Aptos" w:hAnsi="Aptos" w:cs="Aptos"/>
+                <w:sz w:val="16"/>
+                <w:szCs w:val="16"/>
                 <w:lang w:val="en-GB"/>
               </w:rPr>
               <w:t xml:space="preserve">Students must provide evidence of prompting for all permitted </w:t>
@@ -551,8 +575,8 @@
             <w:r>
               <w:rPr>
                 <w:rFonts w:ascii="Aptos" w:eastAsia="Aptos" w:hAnsi="Aptos" w:cs="Aptos"/>
-                <w:sz w:val="14"/>
-                <w:szCs w:val="14"/>
+                <w:sz w:val="16"/>
+                <w:szCs w:val="16"/>
                 <w:lang w:val="en-GB"/>
               </w:rPr>
               <w:t>GenAI</w:t>
@@ -561,8 +585,8 @@
             <w:r>
               <w:rPr>
                 <w:rFonts w:ascii="Aptos" w:eastAsia="Aptos" w:hAnsi="Aptos" w:cs="Aptos"/>
-                <w:sz w:val="14"/>
-                <w:szCs w:val="14"/>
+                <w:sz w:val="16"/>
+                <w:szCs w:val="16"/>
                 <w:lang w:val="en-GB"/>
               </w:rPr>
               <w:t xml:space="preserve"> use. The exact prompts used, together with relevant links, screenshots or evidence of prompt refinement where applicable, must be provided in Appendix B. Failure to do so is considered to be academic misconduct.</w:t>
@@ -581,25 +605,55 @@
           </w:tcPr>
           <w:p>
             <w:pPr>
+              <w:pStyle w:val="NormalWeb"/>
+              <w:rPr>
+                <w:rFonts w:ascii="Aptos" w:eastAsia="Aptos" w:hAnsi="Aptos" w:cs="Aptos"/>
+                <w:sz w:val="16"/>
+                <w:szCs w:val="16"/>
+                <w:lang w:val="en-GB" w:eastAsia="en-IE"/>
+              </w:rPr>
+            </w:pPr>
+            <w:r>
+              <w:rPr>
+                <w:rFonts w:ascii="Aptos" w:eastAsia="Aptos" w:hAnsi="Aptos" w:cs="Aptos"/>
+                <w:sz w:val="16"/>
+                <w:szCs w:val="16"/>
+                <w:lang w:val="en-GB" w:eastAsia="en-IE"/>
+              </w:rPr>
+              <w:t xml:space="preserve">I used Claude to help diagnose and fix errors in my code, such as e.g. a missing </w:t>
+            </w:r>
+            <w:proofErr w:type="spellStart"/>
+            <w:r>
+              <w:rPr>
+                <w:rFonts w:ascii="Aptos" w:eastAsia="Aptos" w:hAnsi="Aptos" w:cs="Aptos"/>
+                <w:sz w:val="16"/>
+                <w:szCs w:val="16"/>
+                <w:lang w:val="en-GB" w:eastAsia="en-IE"/>
+              </w:rPr>
+              <w:t>PySpark</w:t>
+            </w:r>
+            <w:proofErr w:type="spellEnd"/>
+            <w:r>
+              <w:rPr>
+                <w:rFonts w:ascii="Aptos" w:eastAsia="Aptos" w:hAnsi="Aptos" w:cs="Aptos"/>
+                <w:sz w:val="16"/>
+                <w:szCs w:val="16"/>
+                <w:lang w:val="en-GB" w:eastAsia="en-IE"/>
+              </w:rPr>
+              <w:t xml:space="preserve"> module / a mismatch in the neural network layers. I applied the suggested fixes myself and tested that the code runs.</w:t>
+            </w:r>
+          </w:p>
+          <w:p>
+            <w:pPr>
               <w:spacing w:before="100" w:after="0" w:line="252" w:lineRule="auto"/>
               <w:jc w:val="center"/>
               <w:rPr>
-                <w:sz w:val="14"/>
-                <w:szCs w:val="14"/>
-                <w:lang w:val="en-GB"/>
-              </w:rPr>
-            </w:pPr>
-            <w:r>
-              <w:rPr>
-                <w:rFonts w:ascii="Aptos" w:eastAsia="Aptos" w:hAnsi="Aptos" w:cs="Aptos"/>
-                <w:i/>
-                <w:iCs/>
-                <w:sz w:val="14"/>
-                <w:szCs w:val="14"/>
-                <w:lang w:val="en-GB"/>
-              </w:rPr>
-              <w:t>[Student response]</w:t>
-            </w:r>
+                <w:rFonts w:ascii="Aptos" w:eastAsia="Aptos" w:hAnsi="Aptos" w:cs="Aptos"/>
+                <w:sz w:val="16"/>
+                <w:szCs w:val="16"/>
+                <w:lang w:val="en-GB"/>
+              </w:rPr>
+            </w:pPr>
           </w:p>
         </w:tc>
       </w:tr>
@@ -765,13 +819,49 @@
             <w:r>
               <w:rPr>
                 <w:rFonts w:ascii="Aptos" w:eastAsia="Aptos" w:hAnsi="Aptos" w:cs="Aptos"/>
-                <w:i/>
-                <w:iCs/>
-                <w:sz w:val="14"/>
-                <w:szCs w:val="14"/>
-                <w:lang w:val="en-GB"/>
-              </w:rPr>
-              <w:t>[Student response]</w:t>
+                <w:sz w:val="16"/>
+                <w:szCs w:val="16"/>
+                <w:lang w:val="en-GB"/>
+              </w:rPr>
+              <w:t xml:space="preserve">I accepted the new structure (headings, one step per cell, comment lines) because it </w:t>
+            </w:r>
+            <w:r>
+              <w:rPr>
+                <w:rFonts w:ascii="Aptos" w:eastAsia="Aptos" w:hAnsi="Aptos" w:cs="Aptos"/>
+                <w:sz w:val="16"/>
+                <w:szCs w:val="16"/>
+                <w:lang w:val="en-GB"/>
+              </w:rPr>
+              <w:t xml:space="preserve">matches the practice notebooks. Claude reported that the code was unchanged apart from comments and cell splits, that all outputs were kept except one stale 'No module named </w:t>
+            </w:r>
+            <w:proofErr w:type="spellStart"/>
+            <w:r>
+              <w:rPr>
+                <w:rFonts w:ascii="Aptos" w:eastAsia="Aptos" w:hAnsi="Aptos" w:cs="Aptos"/>
+                <w:sz w:val="16"/>
+                <w:szCs w:val="16"/>
+                <w:lang w:val="en-GB"/>
+              </w:rPr>
+              <w:t>pyspark</w:t>
+            </w:r>
+            <w:proofErr w:type="spellEnd"/>
+            <w:r>
+              <w:rPr>
+                <w:rFonts w:ascii="Aptos" w:eastAsia="Aptos" w:hAnsi="Aptos" w:cs="Aptos"/>
+                <w:sz w:val="16"/>
+                <w:szCs w:val="16"/>
+                <w:lang w:val="en-GB"/>
+              </w:rPr>
+              <w:t>' error, and that the long explanatory text was shortened. [State how you verified this, e.g. re-ran or compared the notebook.] I [modified / rejected: state what you changed, e.g. the reference list, which only cites Wickham (2016)]. I am responsible</w:t>
+            </w:r>
+            <w:r>
+              <w:rPr>
+                <w:rFonts w:ascii="Aptos" w:eastAsia="Aptos" w:hAnsi="Aptos" w:cs="Aptos"/>
+                <w:sz w:val="16"/>
+                <w:szCs w:val="16"/>
+                <w:lang w:val="en-GB"/>
+              </w:rPr>
+              <w:t xml:space="preserve"> for checking all AI-assisted content before submission.</w:t>
             </w:r>
           </w:p>
         </w:tc>
@@ -957,6 +1047,20 @@
           </w:tcPr>
           <w:p>
             <w:pPr>
+              <w:spacing w:before="60" w:after="60" w:line="252" w:lineRule="auto"/>
+            </w:pPr>
+            <w:r>
+              <w:rPr>
+                <w:rFonts w:ascii="Aptos" w:eastAsia="Aptos" w:hAnsi="Aptos" w:cs="Aptos"/>
+                <w:sz w:val="16"/>
+                <w:szCs w:val="16"/>
+                <w:lang w:val="en-GB"/>
+              </w:rPr>
+              <w:t>Tool declared: Claude Sonnet 5.5 (Anthropic), claude.ai, October 2026. Citation: Anthropic (2026) Claude Sonnet 5.5 [Large language model]. https://claude.ai</w:t>
+            </w:r>
+          </w:p>
+          <w:p>
+            <w:pPr>
               <w:spacing w:before="100" w:after="0" w:line="252" w:lineRule="auto"/>
               <w:jc w:val="center"/>
               <w:rPr>
@@ -968,13 +1072,11 @@
             <w:r>
               <w:rPr>
                 <w:rFonts w:ascii="Aptos" w:eastAsia="Aptos" w:hAnsi="Aptos" w:cs="Aptos"/>
-                <w:i/>
-                <w:iCs/>
-                <w:sz w:val="14"/>
-                <w:szCs w:val="14"/>
-                <w:lang w:val="en-GB"/>
-              </w:rPr>
-              <w:t>[Student response]</w:t>
+                <w:sz w:val="16"/>
+                <w:szCs w:val="16"/>
+                <w:lang w:val="en-GB"/>
+              </w:rPr>
+              <w:t>Data protection: I only uploaded my notebooks and this form. The data is the public 'diamonds' data set and the notebooks contain no personal data. Copyright: the practice notebooks are course material (adapted from Singh, 2019). Ethics: AI was used for presentation, not to produce my analysis, and I remain fully responsible for the submission.</w:t>
             </w:r>
           </w:p>
         </w:tc>
@@ -1646,6 +1748,54 @@
       <w:lang w:eastAsia="en-IE"/>
     </w:rPr>
   </w:style>
+  <w:style w:type="paragraph" w:styleId="BalloonText">
+    <w:name w:val="Balloon Text"/>
+    <w:basedOn w:val="Normal"/>
+    <w:link w:val="BalloonTextChar"/>
+    <w:uiPriority w:val="99"/>
+    <w:semiHidden/>
+    <w:unhideWhenUsed/>
+    <w:rsid w:val="008E2497"/>
+    <w:pPr>
+      <w:spacing w:after="0" w:line="240" w:lineRule="auto"/>
+    </w:pPr>
+    <w:rPr>
+      <w:rFonts w:ascii="Times New Roman" w:hAnsi="Times New Roman" w:cs="Times New Roman"/>
+      <w:sz w:val="18"/>
+      <w:szCs w:val="18"/>
+    </w:rPr>
+  </w:style>
+  <w:style w:type="character" w:customStyle="1" w:styleId="BalloonTextChar">
+    <w:name w:val="Balloon Text Char"/>
+    <w:basedOn w:val="DefaultParagraphFont"/>
+    <w:link w:val="BalloonText"/>
+    <w:uiPriority w:val="99"/>
+    <w:semiHidden/>
+    <w:rsid w:val="008E2497"/>
+    <w:rPr>
+      <w:rFonts w:ascii="Times New Roman" w:eastAsia="Calibri" w:hAnsi="Times New Roman" w:cs="Times New Roman"/>
+      <w:sz w:val="18"/>
+      <w:szCs w:val="18"/>
+      <w:lang w:eastAsia="en-IE"/>
+    </w:rPr>
+  </w:style>
+  <w:style w:type="paragraph" w:styleId="NormalWeb">
+    <w:name w:val="Normal (Web)"/>
+    <w:basedOn w:val="Normal"/>
+    <w:uiPriority w:val="99"/>
+    <w:semiHidden/>
+    <w:unhideWhenUsed/>
+    <w:rsid w:val="00246D74"/>
+    <w:pPr>
+      <w:spacing w:before="100" w:beforeAutospacing="1" w:after="100" w:afterAutospacing="1" w:line="240" w:lineRule="auto"/>
+    </w:pPr>
+    <w:rPr>
+      <w:rFonts w:ascii="Times New Roman" w:eastAsia="Times New Roman" w:hAnsi="Times New Roman" w:cs="Times New Roman"/>
+      <w:sz w:val="24"/>
+      <w:szCs w:val="24"/>
+      <w:lang w:eastAsia="en-GB"/>
+    </w:rPr>
+  </w:style>
 </w:styles>
 </file>
 
